--- a/heb/docx/37.content.docx
+++ b/heb/docx/37.content.docx
@@ -9,6 +9,8 @@
       </w:pPr>
       <w:r>
         <w:rPr>
+          <w:rtl/>
+          <w:cs/>
           <w:lang w:val="he_IL" w:bidi="he_IL"/>
         </w:rPr>
       </w:r>
@@ -20,12 +22,16 @@
       </w:pPr>
       <w:r>
         <w:rPr>
+          <w:rtl/>
+          <w:cs/>
           <w:lang w:val="he_IL" w:bidi="he_IL"/>
         </w:rPr>
         <w:t>Resource: The Westminster Leningrad Codex</w:t>
       </w:r>
       <w:r>
         <w:rPr>
+          <w:rtl/>
+          <w:cs/>
           <w:lang w:val="he_IL" w:bidi="he_IL"/>
         </w:rPr>
       </w:r>
@@ -36,18 +42,24 @@
       </w:pPr>
       <w:r>
         <w:rPr>
+          <w:rtl/>
+          <w:cs/>
           <w:lang w:val="he_IL" w:bidi="he_IL"/>
         </w:rPr>
       </w:r>
       <w:r>
         <w:rPr>
           <w:b/>
+          <w:rtl/>
+          <w:cs/>
           <w:lang w:val="he_IL" w:bidi="he_IL"/>
         </w:rPr>
         <w:t>The Westminster Leningrad Codex</w:t>
       </w:r>
       <w:r>
         <w:rPr>
+          <w:rtl/>
+          <w:cs/>
           <w:lang w:val="he_IL" w:bidi="he_IL"/>
         </w:rPr>
         <w:t xml:space="preserve"> © 2019 </w:t>
@@ -55,6 +67,8 @@
       <w:hyperlink r:id="rId13">
         <w:r>
           <w:rPr>
+            <w:rtl/>
+            <w:cs/>
             <w:lang w:val="he_IL" w:bidi="he_IL"/>
           </w:rPr>
           <w:rPr>
@@ -66,6 +80,8 @@
       </w:hyperlink>
       <w:r>
         <w:rPr>
+          <w:rtl/>
+          <w:cs/>
           <w:lang w:val="he_IL" w:bidi="he_IL"/>
         </w:rPr>
         <w:t xml:space="preserve">, licensed under a </w:t>
@@ -73,6 +89,8 @@
       <w:hyperlink r:id="rId14">
         <w:r>
           <w:rPr>
+            <w:rtl/>
+            <w:cs/>
             <w:lang w:val="he_IL" w:bidi="he_IL"/>
           </w:rPr>
           <w:rPr>
@@ -84,17 +102,23 @@
       </w:hyperlink>
       <w:r>
         <w:rPr>
+          <w:rtl/>
+          <w:cs/>
           <w:lang w:val="he_IL" w:bidi="he_IL"/>
         </w:rPr>
         <w:t>.</w:t>
       </w:r>
       <w:r>
         <w:rPr>
-          <w:lang w:val="he_IL" w:bidi="he_IL"/>
-        </w:rPr>
-      </w:r>
-      <w:r>
-        <w:rPr>
+          <w:rtl/>
+          <w:cs/>
+          <w:lang w:val="he_IL" w:bidi="he_IL"/>
+        </w:rPr>
+      </w:r>
+      <w:r>
+        <w:rPr>
+          <w:rtl/>
+          <w:cs/>
           <w:lang w:val="he_IL" w:bidi="he_IL"/>
         </w:rPr>
       </w:r>
@@ -106,6 +130,8 @@
       </w:pPr>
       <w:r>
         <w:rPr>
+          <w:rtl/>
+          <w:cs/>
           <w:lang w:val="he_IL" w:bidi="he_IL"/>
         </w:rPr>
         <w:t>The Westminster Leningrad Codex</w:t>
@@ -135,6 +161,8 @@
       </w:pPr>
       <w:r>
         <w:rPr>
+          <w:rtl/>
+          <w:cs/>
           <w:lang w:val="he_IL" w:bidi="he_IL"/>
         </w:rPr>
       </w:r>
@@ -146,6 +174,8 @@
       </w:pPr>
       <w:r>
         <w:rPr>
+          <w:rtl/>
+          <w:cs/>
           <w:lang w:val="he_IL" w:bidi="he_IL"/>
         </w:rPr>
       </w:r>
@@ -156,22 +186,30 @@
       </w:pPr>
       <w:r>
         <w:rPr>
-          <w:lang w:val="he_IL" w:bidi="he_IL"/>
-        </w:rPr>
-      </w:r>
-      <w:r>
-        <w:rPr>
+          <w:rtl/>
+          <w:cs/>
+          <w:lang w:val="he_IL" w:bidi="he_IL"/>
+        </w:rPr>
+      </w:r>
+      <w:r>
+        <w:rPr>
+          <w:rtl/>
+          <w:cs/>
           <w:lang w:val="he_IL" w:bidi="he_IL"/>
         </w:rPr>
         <w:t xml:space="preserve"> </w:t>
       </w:r>
       <w:r>
         <w:rPr>
-          <w:lang w:val="he_IL" w:bidi="he_IL"/>
-        </w:rPr>
-      </w:r>
-      <w:r>
-        <w:rPr>
+          <w:rtl/>
+          <w:cs/>
+          <w:lang w:val="he_IL" w:bidi="he_IL"/>
+        </w:rPr>
+      </w:r>
+      <w:r>
+        <w:rPr>
+          <w:rtl/>
+          <w:cs/>
           <w:lang w:val="he_IL" w:bidi="he_IL"/>
         </w:rPr>
       </w:r>
@@ -198,12 +236,16 @@
       </w:pPr>
       <w:r>
         <w:rPr>
+          <w:rtl/>
+          <w:cs/>
           <w:lang w:val="he_IL" w:bidi="he_IL"/>
         </w:rPr>
         <w:t>Haggai 1:1</w:t>
       </w:r>
       <w:r>
         <w:rPr>
+          <w:rtl/>
+          <w:cs/>
           <w:lang w:val="he_IL" w:bidi="he_IL"/>
         </w:rPr>
       </w:r>
@@ -214,18 +256,24 @@
       </w:pPr>
       <w:r>
         <w:rPr>
+          <w:rtl/>
+          <w:cs/>
           <w:lang w:val="he_IL" w:bidi="he_IL"/>
         </w:rPr>
       </w:r>
       <w:r>
         <w:rPr>
           <w:vertAlign w:val="superscript"/>
+          <w:rtl/>
+          <w:cs/>
           <w:lang w:val="he_IL" w:bidi="he_IL"/>
         </w:rPr>
         <w:t>1</w:t>
       </w:r>
       <w:r>
         <w:rPr>
+          <w:rtl/>
+          <w:cs/>
           <w:lang w:val="he_IL" w:bidi="he_IL"/>
         </w:rPr>
         <w:t xml:space="preserve"> בִּשְׁנַ֤ת שְׁתַּ֙יִם֙ לְדָרְיָ֣וֶשׁ הַמֶּ֔לֶךְ בַּחֹ֙דֶשׁ֙ הַשִּׁשִּׁ֔י בְּי֥וֹם אֶחָ֖ד לַחֹ֑דֶשׁ הָיָ֨ה דְבַר־יְהוָ֜ה בְּיַד־חַגַּ֣י הַנָּבִ֗יא אֶל־זְרֻבָּבֶ֤ל בֶּן־שְׁאַלְתִּיאֵל֙ פַּחַ֣ת יְהוּדָ֔ה וְאֶל־יְהוֹשֻׁ֧עַ בֶּן־יְהוֹצָדָ֛ק הַכֹּהֵ֥ן הַגָּד֖וֹל לֵאמֹֽר׃</w:t>
@@ -237,18 +285,24 @@
       </w:pPr>
       <w:r>
         <w:rPr>
+          <w:rtl/>
+          <w:cs/>
           <w:lang w:val="he_IL" w:bidi="he_IL"/>
         </w:rPr>
       </w:r>
       <w:r>
         <w:rPr>
           <w:vertAlign w:val="superscript"/>
+          <w:rtl/>
+          <w:cs/>
           <w:lang w:val="he_IL" w:bidi="he_IL"/>
         </w:rPr>
         <w:t>2</w:t>
       </w:r>
       <w:r>
         <w:rPr>
+          <w:rtl/>
+          <w:cs/>
           <w:lang w:val="he_IL" w:bidi="he_IL"/>
         </w:rPr>
         <w:t xml:space="preserve"> כֹּ֥ה אָמַ֛ר יְהוָ֥ה צְבָא֖וֹת לֵאמֹ֑ר הָעָ֤ם הַזֶּה֙ אָֽמְר֔וּ לֹ֥א עֶת־בֹּ֛א עֶת־בֵּ֥ית יְהוָ֖ה לְהִבָּנֽוֹת׃ פ</w:t>
@@ -260,18 +314,24 @@
       </w:pPr>
       <w:r>
         <w:rPr>
+          <w:rtl/>
+          <w:cs/>
           <w:lang w:val="he_IL" w:bidi="he_IL"/>
         </w:rPr>
       </w:r>
       <w:r>
         <w:rPr>
           <w:vertAlign w:val="superscript"/>
+          <w:rtl/>
+          <w:cs/>
           <w:lang w:val="he_IL" w:bidi="he_IL"/>
         </w:rPr>
         <w:t>3</w:t>
       </w:r>
       <w:r>
         <w:rPr>
+          <w:rtl/>
+          <w:cs/>
           <w:lang w:val="he_IL" w:bidi="he_IL"/>
         </w:rPr>
         <w:t xml:space="preserve"> וַֽיְהִי֙ דְּבַר־יְהוָ֔ה בְּיַד־חַגַּ֥י הַנָּבִ֖יא לֵאמֹֽר׃</w:t>
@@ -283,18 +343,24 @@
       </w:pPr>
       <w:r>
         <w:rPr>
+          <w:rtl/>
+          <w:cs/>
           <w:lang w:val="he_IL" w:bidi="he_IL"/>
         </w:rPr>
       </w:r>
       <w:r>
         <w:rPr>
           <w:vertAlign w:val="superscript"/>
+          <w:rtl/>
+          <w:cs/>
           <w:lang w:val="he_IL" w:bidi="he_IL"/>
         </w:rPr>
         <w:t>4</w:t>
       </w:r>
       <w:r>
         <w:rPr>
+          <w:rtl/>
+          <w:cs/>
           <w:lang w:val="he_IL" w:bidi="he_IL"/>
         </w:rPr>
         <w:t xml:space="preserve"> הַעֵ֤ת לָכֶם֙ אַתֶּ֔ם לָשֶׁ֖בֶת בְּבָתֵּיכֶ֣ם סְפוּנִ֑ים וְהַבַּ֥יִת הַזֶּ֖ה חָרֵֽב׃</w:t>
@@ -306,18 +372,24 @@
       </w:pPr>
       <w:r>
         <w:rPr>
+          <w:rtl/>
+          <w:cs/>
           <w:lang w:val="he_IL" w:bidi="he_IL"/>
         </w:rPr>
       </w:r>
       <w:r>
         <w:rPr>
           <w:vertAlign w:val="superscript"/>
+          <w:rtl/>
+          <w:cs/>
           <w:lang w:val="he_IL" w:bidi="he_IL"/>
         </w:rPr>
         <w:t>5</w:t>
       </w:r>
       <w:r>
         <w:rPr>
+          <w:rtl/>
+          <w:cs/>
           <w:lang w:val="he_IL" w:bidi="he_IL"/>
         </w:rPr>
         <w:t xml:space="preserve"> וְעַתָּ֕ה כֹּ֥ה אָמַ֖ר יְהוָ֣ה צְבָא֑וֹת שִׂ֥ימוּ לְבַבְכֶ֖ם עַל־דַּרְכֵיכֶֽם׃</w:t>
@@ -329,18 +401,24 @@
       </w:pPr>
       <w:r>
         <w:rPr>
+          <w:rtl/>
+          <w:cs/>
           <w:lang w:val="he_IL" w:bidi="he_IL"/>
         </w:rPr>
       </w:r>
       <w:r>
         <w:rPr>
           <w:vertAlign w:val="superscript"/>
+          <w:rtl/>
+          <w:cs/>
           <w:lang w:val="he_IL" w:bidi="he_IL"/>
         </w:rPr>
         <w:t>6</w:t>
       </w:r>
       <w:r>
         <w:rPr>
+          <w:rtl/>
+          <w:cs/>
           <w:lang w:val="he_IL" w:bidi="he_IL"/>
         </w:rPr>
         <w:t xml:space="preserve"> זְרַעְתֶּ֨ם הַרְבֵּ֜ה וְהָבֵ֣א מְעָ֗ט אָכ֤וֹל וְאֵין־לְשָׂבְעָה֙ שָׁת֣וֹ וְאֵין־לְשָׁכְרָ֔ה לָב֖וֹשׁ וְאֵין־לְחֹ֣ם ל֑וֹ וְהַ֨מִּשְׂתַּכֵּ֔ר מִשְׂתַּכֵּ֖ר אֶל־צְר֥וֹר נָקֽוּב׃ פ</w:t>
@@ -352,18 +430,24 @@
       </w:pPr>
       <w:r>
         <w:rPr>
+          <w:rtl/>
+          <w:cs/>
           <w:lang w:val="he_IL" w:bidi="he_IL"/>
         </w:rPr>
       </w:r>
       <w:r>
         <w:rPr>
           <w:vertAlign w:val="superscript"/>
+          <w:rtl/>
+          <w:cs/>
           <w:lang w:val="he_IL" w:bidi="he_IL"/>
         </w:rPr>
         <w:t>7</w:t>
       </w:r>
       <w:r>
         <w:rPr>
+          <w:rtl/>
+          <w:cs/>
           <w:lang w:val="he_IL" w:bidi="he_IL"/>
         </w:rPr>
         <w:t xml:space="preserve"> כֹּ֥ה אָמַ֖ר יְהוָ֣ה צְבָא֑וֹת שִׂ֥ימוּ לְבַבְכֶ֖ם עַל־דַּרְכֵיכֶֽם׃</w:t>
@@ -375,18 +459,24 @@
       </w:pPr>
       <w:r>
         <w:rPr>
+          <w:rtl/>
+          <w:cs/>
           <w:lang w:val="he_IL" w:bidi="he_IL"/>
         </w:rPr>
       </w:r>
       <w:r>
         <w:rPr>
           <w:vertAlign w:val="superscript"/>
+          <w:rtl/>
+          <w:cs/>
           <w:lang w:val="he_IL" w:bidi="he_IL"/>
         </w:rPr>
         <w:t>8</w:t>
       </w:r>
       <w:r>
         <w:rPr>
+          <w:rtl/>
+          <w:cs/>
           <w:lang w:val="he_IL" w:bidi="he_IL"/>
         </w:rPr>
         <w:t xml:space="preserve"> עֲל֥וּ הָהָ֛ר וַהֲבֵאתֶ֥ם עֵ֖ץ וּבְנ֣וּ הַבָּ֑יִת וְאֶרְצֶה־בּ֥וֹ ואכבד אָמַ֥ר יְהוָֽה׃</w:t>
@@ -398,18 +488,24 @@
       </w:pPr>
       <w:r>
         <w:rPr>
+          <w:rtl/>
+          <w:cs/>
           <w:lang w:val="he_IL" w:bidi="he_IL"/>
         </w:rPr>
       </w:r>
       <w:r>
         <w:rPr>
           <w:vertAlign w:val="superscript"/>
+          <w:rtl/>
+          <w:cs/>
           <w:lang w:val="he_IL" w:bidi="he_IL"/>
         </w:rPr>
         <w:t>9</w:t>
       </w:r>
       <w:r>
         <w:rPr>
+          <w:rtl/>
+          <w:cs/>
           <w:lang w:val="he_IL" w:bidi="he_IL"/>
         </w:rPr>
         <w:t xml:space="preserve"> פָּנֹ֤ה אֶל־הַרְבֵּה֙ וְהִנֵּ֣ה לִמְעָ֔ט וַהֲבֵאתֶ֥ם הַבַּ֖יִת וְנָפַ֣חְתִּי ב֑וֹ יַ֣עַן מֶ֗ה נְאֻם֙ יְהוָ֣ה צְבָא֔וֹת יַ֗עַן בֵּיתִי֙ אֲשֶׁר־ה֣וּא חָרֵ֔ב וְאַתֶּ֥ם רָצִ֖ים אִ֥ישׁ לְבֵיתֽוֹ׃</w:t>
@@ -421,18 +517,24 @@
       </w:pPr>
       <w:r>
         <w:rPr>
+          <w:rtl/>
+          <w:cs/>
           <w:lang w:val="he_IL" w:bidi="he_IL"/>
         </w:rPr>
       </w:r>
       <w:r>
         <w:rPr>
           <w:vertAlign w:val="superscript"/>
+          <w:rtl/>
+          <w:cs/>
           <w:lang w:val="he_IL" w:bidi="he_IL"/>
         </w:rPr>
         <w:t>10</w:t>
       </w:r>
       <w:r>
         <w:rPr>
+          <w:rtl/>
+          <w:cs/>
           <w:lang w:val="he_IL" w:bidi="he_IL"/>
         </w:rPr>
         <w:t xml:space="preserve"> עַל־כֵּ֣ן עֲלֵיכֶ֔ם כָּלְא֥וּ שָמַ֖יִם מִטָּ֑ל וְהָאָ֖רֶץ כָּלְאָ֥ה יְבוּלָֽהּ׃</w:t>
@@ -444,18 +546,24 @@
       </w:pPr>
       <w:r>
         <w:rPr>
+          <w:rtl/>
+          <w:cs/>
           <w:lang w:val="he_IL" w:bidi="he_IL"/>
         </w:rPr>
       </w:r>
       <w:r>
         <w:rPr>
           <w:vertAlign w:val="superscript"/>
+          <w:rtl/>
+          <w:cs/>
           <w:lang w:val="he_IL" w:bidi="he_IL"/>
         </w:rPr>
         <w:t>11</w:t>
       </w:r>
       <w:r>
         <w:rPr>
+          <w:rtl/>
+          <w:cs/>
           <w:lang w:val="he_IL" w:bidi="he_IL"/>
         </w:rPr>
         <w:t xml:space="preserve"> וָאֶקְרָ֨א חֹ֜רֶב עַל־הָאָ֣רֶץ וְעַל־הֶהָרִ֗ים וְעַל־הַדָּגָן֙ וְעַל־הַתִּיר֣וֹשׁ וְעַל־הַיִּצְהָ֔ר וְעַ֛ל אֲשֶׁ֥ר תּוֹצִ֖יא הָאֲדָמָ֑ה וְעַל־הָֽאָדָם֙ וְעַל־הַבְּהֵמָ֔ה וְעַ֖ל כָּל־יְגִ֥יעַ כַּפָּֽיִם׃ ס</w:t>
@@ -467,18 +575,24 @@
       </w:pPr>
       <w:r>
         <w:rPr>
+          <w:rtl/>
+          <w:cs/>
           <w:lang w:val="he_IL" w:bidi="he_IL"/>
         </w:rPr>
       </w:r>
       <w:r>
         <w:rPr>
           <w:vertAlign w:val="superscript"/>
+          <w:rtl/>
+          <w:cs/>
           <w:lang w:val="he_IL" w:bidi="he_IL"/>
         </w:rPr>
         <w:t>12</w:t>
       </w:r>
       <w:r>
         <w:rPr>
+          <w:rtl/>
+          <w:cs/>
           <w:lang w:val="he_IL" w:bidi="he_IL"/>
         </w:rPr>
         <w:t xml:space="preserve"> וַיִּשְׁמַ֣ע זְרֻבָּבֶ֣ל ׀ בֶּֽן־שַׁלְתִּיאֵ֡ל וִיהוֹשֻׁ֣עַ בֶּן־יְהוֹצָדָק֩ הַכֹּהֵ֨ן הַגָּד֜וֹל וְכֹ֣ל ׀ שְׁאֵרִ֣ית הָעָ֗ם בְּקוֹל֙ יְהוָ֣ה אֱלֹֽהֵיהֶ֔ם וְעַל־דִּבְרֵי֙ חַגַּ֣י הַנָּבִ֔יא כַּאֲשֶׁ֥ר שְׁלָח֖וֹ יְהוָ֣ה אֱלֹהֵיהֶ֑ם וַיִּֽירְא֥וּ הָעָ֖ם מִפְּנֵ֥י יְהוָֽה׃</w:t>
@@ -490,18 +604,24 @@
       </w:pPr>
       <w:r>
         <w:rPr>
+          <w:rtl/>
+          <w:cs/>
           <w:lang w:val="he_IL" w:bidi="he_IL"/>
         </w:rPr>
       </w:r>
       <w:r>
         <w:rPr>
           <w:vertAlign w:val="superscript"/>
+          <w:rtl/>
+          <w:cs/>
           <w:lang w:val="he_IL" w:bidi="he_IL"/>
         </w:rPr>
         <w:t>13</w:t>
       </w:r>
       <w:r>
         <w:rPr>
+          <w:rtl/>
+          <w:cs/>
           <w:lang w:val="he_IL" w:bidi="he_IL"/>
         </w:rPr>
         <w:t xml:space="preserve"> וַ֠יֹּאמֶר חַגַּ֞י מַלְאַ֧ךְ יְהוָ֛ה בְּמַלְאֲכ֥וּת יְהוָ֖ה לָעָ֣ם לֵאמֹ֑ר אֲנִ֥י אִתְּכֶ֖ם נְאֻם־יְהוָֽה׃</w:t>
@@ -513,18 +633,24 @@
       </w:pPr>
       <w:r>
         <w:rPr>
+          <w:rtl/>
+          <w:cs/>
           <w:lang w:val="he_IL" w:bidi="he_IL"/>
         </w:rPr>
       </w:r>
       <w:r>
         <w:rPr>
           <w:vertAlign w:val="superscript"/>
+          <w:rtl/>
+          <w:cs/>
           <w:lang w:val="he_IL" w:bidi="he_IL"/>
         </w:rPr>
         <w:t>14</w:t>
       </w:r>
       <w:r>
         <w:rPr>
+          <w:rtl/>
+          <w:cs/>
           <w:lang w:val="he_IL" w:bidi="he_IL"/>
         </w:rPr>
         <w:t xml:space="preserve"> וַיָּ֣עַר יְהוָ֡ה אֶת־רוּחַ֩ זְרֻבָּבֶ֨ל בֶּן־שַׁלְתִּיאֵ֜ל פַּחַ֣ת יְהוּדָ֗ה וְאֶת־ר֙וּחַ֙ יְהוֹשֻׁ֤עַ בֶּן־יְהוֹצָדָק֙ הַכֹּהֵ֣ן הַגָּד֔וֹל וְֽאֶת־ר֔וּחַ כֹּ֖ל שְׁאֵרִ֣ית הָעָ֑ם וַיָּבֹ֙אוּ֙ וַיַּעֲשׂ֣וּ מְלָאכָ֔ה בְּבֵית־יְהוָ֥ה צְבָא֖וֹת אֱלֹהֵיהֶֽם׃ פ</w:t>
@@ -536,18 +662,24 @@
       </w:pPr>
       <w:r>
         <w:rPr>
+          <w:rtl/>
+          <w:cs/>
           <w:lang w:val="he_IL" w:bidi="he_IL"/>
         </w:rPr>
       </w:r>
       <w:r>
         <w:rPr>
           <w:vertAlign w:val="superscript"/>
+          <w:rtl/>
+          <w:cs/>
           <w:lang w:val="he_IL" w:bidi="he_IL"/>
         </w:rPr>
         <w:t>15</w:t>
       </w:r>
       <w:r>
         <w:rPr>
+          <w:rtl/>
+          <w:cs/>
           <w:lang w:val="he_IL" w:bidi="he_IL"/>
         </w:rPr>
         <w:t xml:space="preserve"> בְּי֨וֹם עֶשְׂרִ֧ים וְאַרְבָּעָ֛ה לַחֹ֖דֶשׁ בַּשִּׁשִּׁ֑י בִּשְׁנַ֥ת שְׁתַּ֖יִם לְדָרְיָ֥וֶשׁ הַמֶּֽלֶךְ׃</w:t>
@@ -560,12 +692,16 @@
       </w:pPr>
       <w:r>
         <w:rPr>
+          <w:rtl/>
+          <w:cs/>
           <w:lang w:val="he_IL" w:bidi="he_IL"/>
         </w:rPr>
         <w:t>Haggai 2:1</w:t>
       </w:r>
       <w:r>
         <w:rPr>
+          <w:rtl/>
+          <w:cs/>
           <w:lang w:val="he_IL" w:bidi="he_IL"/>
         </w:rPr>
       </w:r>
@@ -576,18 +712,24 @@
       </w:pPr>
       <w:r>
         <w:rPr>
+          <w:rtl/>
+          <w:cs/>
           <w:lang w:val="he_IL" w:bidi="he_IL"/>
         </w:rPr>
       </w:r>
       <w:r>
         <w:rPr>
           <w:vertAlign w:val="superscript"/>
+          <w:rtl/>
+          <w:cs/>
           <w:lang w:val="he_IL" w:bidi="he_IL"/>
         </w:rPr>
         <w:t>1</w:t>
       </w:r>
       <w:r>
         <w:rPr>
+          <w:rtl/>
+          <w:cs/>
           <w:lang w:val="he_IL" w:bidi="he_IL"/>
         </w:rPr>
         <w:t xml:space="preserve"> בַּשְּׁבִיעִ֕י בְּעֶשְׂרִ֥ים וְאֶחָ֖ד לַחֹ֑דֶשׁ הָיָה֙ דְּבַר־יְהוָ֔ה בְּיַד־חַגַּ֥י הַנָּבִ֖יא לֵאמֹֽר׃</w:t>
@@ -599,18 +741,24 @@
       </w:pPr>
       <w:r>
         <w:rPr>
+          <w:rtl/>
+          <w:cs/>
           <w:lang w:val="he_IL" w:bidi="he_IL"/>
         </w:rPr>
       </w:r>
       <w:r>
         <w:rPr>
           <w:vertAlign w:val="superscript"/>
+          <w:rtl/>
+          <w:cs/>
           <w:lang w:val="he_IL" w:bidi="he_IL"/>
         </w:rPr>
         <w:t>2</w:t>
       </w:r>
       <w:r>
         <w:rPr>
+          <w:rtl/>
+          <w:cs/>
           <w:lang w:val="he_IL" w:bidi="he_IL"/>
         </w:rPr>
         <w:t xml:space="preserve"> אֱמָר־נָ֗א אֶל־זְרֻבָּבֶ֤ל בֶּן־שַׁלְתִּיאֵל֙ פַּחַ֣ת יְהוּדָ֔ה וְאֶל־יְהוֹשֻׁ֥עַ בֶּן־יְהוֹצָדָ֖ק הַכֹּהֵ֣ן הַגָּד֑וֹל וְאֶל־שְׁאֵרִ֥ית הָעָ֖ם לֵאמֹֽר׃</w:t>
@@ -622,18 +770,24 @@
       </w:pPr>
       <w:r>
         <w:rPr>
+          <w:rtl/>
+          <w:cs/>
           <w:lang w:val="he_IL" w:bidi="he_IL"/>
         </w:rPr>
       </w:r>
       <w:r>
         <w:rPr>
           <w:vertAlign w:val="superscript"/>
+          <w:rtl/>
+          <w:cs/>
           <w:lang w:val="he_IL" w:bidi="he_IL"/>
         </w:rPr>
         <w:t>3</w:t>
       </w:r>
       <w:r>
         <w:rPr>
+          <w:rtl/>
+          <w:cs/>
           <w:lang w:val="he_IL" w:bidi="he_IL"/>
         </w:rPr>
         <w:t xml:space="preserve"> מִ֤י בָכֶם֙ הַנִּשְׁאָ֔ר אֲשֶׁ֤ר רָאָה֙ אֶת־הַבַּ֣יִת הַזֶּ֔ה בִּכְבוֹד֖וֹ הָרִאשׁ֑וֹן וּמָ֨ה אַתֶּ֜ם רֹאִ֤ים אֹתוֹ֙ עַ֔תָּה הֲל֥וֹא כָמֹ֛הוּ כְּאַ֖יִן בְּעֵינֵיכֶֽם׃</w:t>
@@ -645,18 +799,24 @@
       </w:pPr>
       <w:r>
         <w:rPr>
+          <w:rtl/>
+          <w:cs/>
           <w:lang w:val="he_IL" w:bidi="he_IL"/>
         </w:rPr>
       </w:r>
       <w:r>
         <w:rPr>
           <w:vertAlign w:val="superscript"/>
+          <w:rtl/>
+          <w:cs/>
           <w:lang w:val="he_IL" w:bidi="he_IL"/>
         </w:rPr>
         <w:t>4</w:t>
       </w:r>
       <w:r>
         <w:rPr>
+          <w:rtl/>
+          <w:cs/>
           <w:lang w:val="he_IL" w:bidi="he_IL"/>
         </w:rPr>
         <w:t xml:space="preserve"> וְעַתָּ֣ה חֲזַ֣ק זְרֻבָּבֶ֣ל ׀ נְאֻם־יְהוָ֡ה וַחֲזַ֣ק יְהוֹשֻׁ֣עַ בֶּן־יְהוֹצָדָק֩ הַכֹּהֵ֨ן הַגָּד֜וֹל וַחֲזַ֨ק כָּל־עַ֥ם הָאָ֛רֶץ נְאֻם־יְהוָ֖ה וַֽעֲשׂ֑וּ כִּֽי־אֲנִ֣י אִתְּכֶ֔ם נְאֻ֖ם יְהוָ֥ה צְבָאֽוֹת׃</w:t>
@@ -668,18 +828,24 @@
       </w:pPr>
       <w:r>
         <w:rPr>
+          <w:rtl/>
+          <w:cs/>
           <w:lang w:val="he_IL" w:bidi="he_IL"/>
         </w:rPr>
       </w:r>
       <w:r>
         <w:rPr>
           <w:vertAlign w:val="superscript"/>
+          <w:rtl/>
+          <w:cs/>
           <w:lang w:val="he_IL" w:bidi="he_IL"/>
         </w:rPr>
         <w:t>5</w:t>
       </w:r>
       <w:r>
         <w:rPr>
+          <w:rtl/>
+          <w:cs/>
           <w:lang w:val="he_IL" w:bidi="he_IL"/>
         </w:rPr>
         <w:t xml:space="preserve"> אֶֽת־הַדָּבָ֞ר אֲשֶׁר־כָּרַ֤תִּי אִתְּכֶם֙ בְּצֵאתְכֶ֣ם מִמִּצְרַ֔יִם וְרוּחִ֖י עֹמֶ֣דֶת בְּתוֹכְכֶ֑ם אַל־תִּירָֽאוּ׃ ס</w:t>
@@ -691,18 +857,24 @@
       </w:pPr>
       <w:r>
         <w:rPr>
+          <w:rtl/>
+          <w:cs/>
           <w:lang w:val="he_IL" w:bidi="he_IL"/>
         </w:rPr>
       </w:r>
       <w:r>
         <w:rPr>
           <w:vertAlign w:val="superscript"/>
+          <w:rtl/>
+          <w:cs/>
           <w:lang w:val="he_IL" w:bidi="he_IL"/>
         </w:rPr>
         <w:t>6</w:t>
       </w:r>
       <w:r>
         <w:rPr>
+          <w:rtl/>
+          <w:cs/>
           <w:lang w:val="he_IL" w:bidi="he_IL"/>
         </w:rPr>
         <w:t xml:space="preserve"> כִּ֣י כֹ֤ה אָמַר֙ יְהוָ֣ה צְבָא֔וֹת ע֥וֹד אַחַ֖ת מְעַ֣ט הִ֑יא וַאֲנִ֗י מַרְעִישׁ֙ אֶת־הַשָּׁמַ֣יִם וְאֶת־הָאָ֔רֶץ וְאֶת־הַיָּ֖ם וְאֶת־הֶחָרָבָֽה׃</w:t>
@@ -714,18 +886,24 @@
       </w:pPr>
       <w:r>
         <w:rPr>
+          <w:rtl/>
+          <w:cs/>
           <w:lang w:val="he_IL" w:bidi="he_IL"/>
         </w:rPr>
       </w:r>
       <w:r>
         <w:rPr>
           <w:vertAlign w:val="superscript"/>
+          <w:rtl/>
+          <w:cs/>
           <w:lang w:val="he_IL" w:bidi="he_IL"/>
         </w:rPr>
         <w:t>7</w:t>
       </w:r>
       <w:r>
         <w:rPr>
+          <w:rtl/>
+          <w:cs/>
           <w:lang w:val="he_IL" w:bidi="he_IL"/>
         </w:rPr>
         <w:t xml:space="preserve"> וְהִרְעַשְׁתִּי֙ אֶת־כָּל ־הַגּוֹיִ֔ם וּבָ֖אוּ חֶמְדַּ֣ת כָּל־הַגּוֹיִ֑ם וּמִלֵּאתִ֞י אֶת־הַבַּ֤יִת הַזֶּה֙ כָּב֔וֹד אָמַ֖ר יְהוָ֥ה צְבָאֽוֹת׃</w:t>
@@ -737,18 +915,24 @@
       </w:pPr>
       <w:r>
         <w:rPr>
+          <w:rtl/>
+          <w:cs/>
           <w:lang w:val="he_IL" w:bidi="he_IL"/>
         </w:rPr>
       </w:r>
       <w:r>
         <w:rPr>
           <w:vertAlign w:val="superscript"/>
+          <w:rtl/>
+          <w:cs/>
           <w:lang w:val="he_IL" w:bidi="he_IL"/>
         </w:rPr>
         <w:t>8</w:t>
       </w:r>
       <w:r>
         <w:rPr>
+          <w:rtl/>
+          <w:cs/>
           <w:lang w:val="he_IL" w:bidi="he_IL"/>
         </w:rPr>
         <w:t xml:space="preserve"> לִ֥י הַכֶּ֖סֶף וְלִ֣י הַזָּהָ֑ב נְאֻ֖ם יְהוָ֥ה צְבָאֽוֹת׃</w:t>
@@ -760,18 +944,24 @@
       </w:pPr>
       <w:r>
         <w:rPr>
+          <w:rtl/>
+          <w:cs/>
           <w:lang w:val="he_IL" w:bidi="he_IL"/>
         </w:rPr>
       </w:r>
       <w:r>
         <w:rPr>
           <w:vertAlign w:val="superscript"/>
+          <w:rtl/>
+          <w:cs/>
           <w:lang w:val="he_IL" w:bidi="he_IL"/>
         </w:rPr>
         <w:t>9</w:t>
       </w:r>
       <w:r>
         <w:rPr>
+          <w:rtl/>
+          <w:cs/>
           <w:lang w:val="he_IL" w:bidi="he_IL"/>
         </w:rPr>
         <w:t xml:space="preserve"> גָּד֣וֹל יִֽהְיֶ֡ה כְּבוֹד֩ הַבַּ֨יִת הַזֶּ֤ה הָאַֽחֲרוֹן֙ מִן־הָ֣רִאשׁ֔וֹן אָמַ֖ר יְהוָ֣ה צְבָא֑וֹת וּבַמָּק֤וֹם הַזֶּה֙ אֶתֵּ֣ן שָׁל֔וֹם נְאֻ֖ם יְהוָ֥ה צְבָאֽוֹת׃ פ</w:t>
@@ -783,18 +973,24 @@
       </w:pPr>
       <w:r>
         <w:rPr>
+          <w:rtl/>
+          <w:cs/>
           <w:lang w:val="he_IL" w:bidi="he_IL"/>
         </w:rPr>
       </w:r>
       <w:r>
         <w:rPr>
           <w:vertAlign w:val="superscript"/>
+          <w:rtl/>
+          <w:cs/>
           <w:lang w:val="he_IL" w:bidi="he_IL"/>
         </w:rPr>
         <w:t>10</w:t>
       </w:r>
       <w:r>
         <w:rPr>
+          <w:rtl/>
+          <w:cs/>
           <w:lang w:val="he_IL" w:bidi="he_IL"/>
         </w:rPr>
         <w:t xml:space="preserve"> בְּעֶשְׂרִ֤ים וְאַרְבָּעָה֙ לַתְּשִׁיעִ֔י בִּשְׁנַ֥ת שְׁתַּ֖יִם לְדָרְיָ֑וֶשׁ הָיָה֙ דְּבַר־יְהוָ֔ה אֶל־חַגַּ֥י הַנָּבִ֖יא לֵאמֹֽר׃</w:t>
@@ -806,18 +1002,24 @@
       </w:pPr>
       <w:r>
         <w:rPr>
+          <w:rtl/>
+          <w:cs/>
           <w:lang w:val="he_IL" w:bidi="he_IL"/>
         </w:rPr>
       </w:r>
       <w:r>
         <w:rPr>
           <w:vertAlign w:val="superscript"/>
+          <w:rtl/>
+          <w:cs/>
           <w:lang w:val="he_IL" w:bidi="he_IL"/>
         </w:rPr>
         <w:t>11</w:t>
       </w:r>
       <w:r>
         <w:rPr>
+          <w:rtl/>
+          <w:cs/>
           <w:lang w:val="he_IL" w:bidi="he_IL"/>
         </w:rPr>
         <w:t xml:space="preserve"> כֹּ֥ה אָמַ֖ר יְהוָ֣ה צְבָא֑וֹת שְׁאַל־נָ֧א אֶת־הַכֹּהֲנִ֛ים תּוֹרָ֖ה לֵאמֹֽר׃</w:t>
@@ -829,18 +1031,24 @@
       </w:pPr>
       <w:r>
         <w:rPr>
+          <w:rtl/>
+          <w:cs/>
           <w:lang w:val="he_IL" w:bidi="he_IL"/>
         </w:rPr>
       </w:r>
       <w:r>
         <w:rPr>
           <w:vertAlign w:val="superscript"/>
+          <w:rtl/>
+          <w:cs/>
           <w:lang w:val="he_IL" w:bidi="he_IL"/>
         </w:rPr>
         <w:t>12</w:t>
       </w:r>
       <w:r>
         <w:rPr>
+          <w:rtl/>
+          <w:cs/>
           <w:lang w:val="he_IL" w:bidi="he_IL"/>
         </w:rPr>
         <w:t xml:space="preserve"> הֵ֣ן ׀ יִשָּׂא־אִ֨ישׁ בְּשַׂר־קֹ֜דֶשׁ בִּכְנַ֣ף בִּגְד֗וֹ וְנָגַ֣ע בִּ֠כְנָפוֹ אֶל־הַלֶּ֨חֶם וְאֶל־הַנָּזִ֜יד וְאֶל־הַיַּ֧יִן וְאֶל־שֶׁ֛מֶן וְאֶל־כָּל־מַאֲכָ֖ל הֲיִקְדָּ֑שׁ וַיַּעֲנ֧וּ הַכֹּהֲנִ֛ים וַיֹּאמְר֖וּ לֹֽא׃</w:t>
@@ -852,18 +1060,24 @@
       </w:pPr>
       <w:r>
         <w:rPr>
+          <w:rtl/>
+          <w:cs/>
           <w:lang w:val="he_IL" w:bidi="he_IL"/>
         </w:rPr>
       </w:r>
       <w:r>
         <w:rPr>
           <w:vertAlign w:val="superscript"/>
+          <w:rtl/>
+          <w:cs/>
           <w:lang w:val="he_IL" w:bidi="he_IL"/>
         </w:rPr>
         <w:t>13</w:t>
       </w:r>
       <w:r>
         <w:rPr>
+          <w:rtl/>
+          <w:cs/>
           <w:lang w:val="he_IL" w:bidi="he_IL"/>
         </w:rPr>
         <w:t xml:space="preserve"> וַיֹּ֣אמֶר חַגַּ֔י אִם־יִגַּ֧ע טְמֵא־נֶ֛פֶשׁ בְּכָל־אֵ֖לֶּה הֲיִטְמָ֑א וַיַּעֲנ֧וּ הַכֹּהֲנִ֛ים וַיֹּאמְר֖וּ יִטְמָֽא׃</w:t>
@@ -875,18 +1089,24 @@
       </w:pPr>
       <w:r>
         <w:rPr>
+          <w:rtl/>
+          <w:cs/>
           <w:lang w:val="he_IL" w:bidi="he_IL"/>
         </w:rPr>
       </w:r>
       <w:r>
         <w:rPr>
           <w:vertAlign w:val="superscript"/>
+          <w:rtl/>
+          <w:cs/>
           <w:lang w:val="he_IL" w:bidi="he_IL"/>
         </w:rPr>
         <w:t>14</w:t>
       </w:r>
       <w:r>
         <w:rPr>
+          <w:rtl/>
+          <w:cs/>
           <w:lang w:val="he_IL" w:bidi="he_IL"/>
         </w:rPr>
         <w:t xml:space="preserve"> וַיַּ֨עַן חַגַּ֜י וַיֹּ֗אמֶר כֵּ֣ן הָֽעָם־הַ֠זֶּה וְכֵן־הַגּ֨וֹי הַזֶּ֤ה לְפָנַי֙ נְאֻם־יְהוָ֔ה וְכֵ֖ן כָּל־מַעֲשֵׂ֣ה יְדֵיהֶ֑ם וַאֲשֶׁ֥ר יַקְרִ֛יבוּ שָׁ֖ם טָמֵ֥א הֽוּא׃</w:t>
@@ -898,18 +1118,24 @@
       </w:pPr>
       <w:r>
         <w:rPr>
+          <w:rtl/>
+          <w:cs/>
           <w:lang w:val="he_IL" w:bidi="he_IL"/>
         </w:rPr>
       </w:r>
       <w:r>
         <w:rPr>
           <w:vertAlign w:val="superscript"/>
+          <w:rtl/>
+          <w:cs/>
           <w:lang w:val="he_IL" w:bidi="he_IL"/>
         </w:rPr>
         <w:t>15</w:t>
       </w:r>
       <w:r>
         <w:rPr>
+          <w:rtl/>
+          <w:cs/>
           <w:lang w:val="he_IL" w:bidi="he_IL"/>
         </w:rPr>
         <w:t xml:space="preserve"> וְעַתָּה֙ שִֽׂימוּ־נָ֣א לְבַבְכֶ֔ם מִן־הַיּ֥וֹם הַזֶּ֖ה וָמָ֑עְלָה מִטֶּ֧רֶם שֽׂוּם־אֶ֛בֶן אֶל־אֶ֖בֶן בְּהֵיכַ֥ל יְהוָֽה׃</w:t>
@@ -921,18 +1147,24 @@
       </w:pPr>
       <w:r>
         <w:rPr>
+          <w:rtl/>
+          <w:cs/>
           <w:lang w:val="he_IL" w:bidi="he_IL"/>
         </w:rPr>
       </w:r>
       <w:r>
         <w:rPr>
           <w:vertAlign w:val="superscript"/>
+          <w:rtl/>
+          <w:cs/>
           <w:lang w:val="he_IL" w:bidi="he_IL"/>
         </w:rPr>
         <w:t>16</w:t>
       </w:r>
       <w:r>
         <w:rPr>
+          <w:rtl/>
+          <w:cs/>
           <w:lang w:val="he_IL" w:bidi="he_IL"/>
         </w:rPr>
         <w:t xml:space="preserve"> מִֽהְיוֹתָ֥ם בָּא֙ אֶל־עֲרֵמַ֣ת עֶשְׂרִ֔ים וְהָיְתָ֖ה עֲשָׂרָ֑ה בָּ֣א אֶל־הַיֶּ֗קֶב לַחְשֹׂף֙ חֲמִשִּׁ֣ים פּוּרָ֔ה וְהָיְתָ֖ה עֶשְׂרִֽים׃</w:t>
@@ -944,18 +1176,24 @@
       </w:pPr>
       <w:r>
         <w:rPr>
+          <w:rtl/>
+          <w:cs/>
           <w:lang w:val="he_IL" w:bidi="he_IL"/>
         </w:rPr>
       </w:r>
       <w:r>
         <w:rPr>
           <w:vertAlign w:val="superscript"/>
+          <w:rtl/>
+          <w:cs/>
           <w:lang w:val="he_IL" w:bidi="he_IL"/>
         </w:rPr>
         <w:t>17</w:t>
       </w:r>
       <w:r>
         <w:rPr>
+          <w:rtl/>
+          <w:cs/>
           <w:lang w:val="he_IL" w:bidi="he_IL"/>
         </w:rPr>
         <w:t xml:space="preserve"> הִכֵּ֨יתִי אֶתְכֶ֜ם בַּשִּׁדָּפ֤וֹן וּבַיֵּֽרָקוֹן֙ וּבַבָּרָ֔ד אֵ֖ת כָּל־מַעֲשֵׂ֣ה יְדֵיכֶ֑ם וְאֵין־אֶתְכֶ֥ם אֵלַ֖י נְאֻם־יְהוָֽה׃</w:t>
@@ -967,18 +1205,24 @@
       </w:pPr>
       <w:r>
         <w:rPr>
+          <w:rtl/>
+          <w:cs/>
           <w:lang w:val="he_IL" w:bidi="he_IL"/>
         </w:rPr>
       </w:r>
       <w:r>
         <w:rPr>
           <w:vertAlign w:val="superscript"/>
+          <w:rtl/>
+          <w:cs/>
           <w:lang w:val="he_IL" w:bidi="he_IL"/>
         </w:rPr>
         <w:t>18</w:t>
       </w:r>
       <w:r>
         <w:rPr>
+          <w:rtl/>
+          <w:cs/>
           <w:lang w:val="he_IL" w:bidi="he_IL"/>
         </w:rPr>
         <w:t xml:space="preserve"> שִׂימוּ־נָ֣א לְבַבְכֶ֔ם מִן־הַיּ֥וֹם הַזֶּ֖ה וָמָ֑עְלָה מִיּוֹם֩ עֶשְׂרִ֨ים וְאַרְבָּעָ֜ה לַתְּשִׁיעִ֗י לְמִן־הַיּ֛וֹם אֲשֶׁר־יֻסַּ֥ד הֵֽיכַל־יְהוָ֖ה שִׂ֥ימוּ לְבַבְכֶֽם׃</w:t>
@@ -990,18 +1234,24 @@
       </w:pPr>
       <w:r>
         <w:rPr>
+          <w:rtl/>
+          <w:cs/>
           <w:lang w:val="he_IL" w:bidi="he_IL"/>
         </w:rPr>
       </w:r>
       <w:r>
         <w:rPr>
           <w:vertAlign w:val="superscript"/>
+          <w:rtl/>
+          <w:cs/>
           <w:lang w:val="he_IL" w:bidi="he_IL"/>
         </w:rPr>
         <w:t>19</w:t>
       </w:r>
       <w:r>
         <w:rPr>
+          <w:rtl/>
+          <w:cs/>
           <w:lang w:val="he_IL" w:bidi="he_IL"/>
         </w:rPr>
         <w:t xml:space="preserve"> הַע֤וֹד הַזֶּ֙רַע֙ בַּמְּגוּרָ֔ה וְעַד־הַגֶּ֨פֶן וְהַתְּאֵנָ֧ה וְהָרִמּ֛וֹן וְעֵ֥ץ הַזַּ֖יִת לֹ֣א נָשָׂ֑א מִן־הַיּ֥וֹם הַזֶּ֖ה אֲבָרֵֽךְ׃ ס</w:t>
@@ -1013,18 +1263,24 @@
       </w:pPr>
       <w:r>
         <w:rPr>
+          <w:rtl/>
+          <w:cs/>
           <w:lang w:val="he_IL" w:bidi="he_IL"/>
         </w:rPr>
       </w:r>
       <w:r>
         <w:rPr>
           <w:vertAlign w:val="superscript"/>
+          <w:rtl/>
+          <w:cs/>
           <w:lang w:val="he_IL" w:bidi="he_IL"/>
         </w:rPr>
         <w:t>20</w:t>
       </w:r>
       <w:r>
         <w:rPr>
+          <w:rtl/>
+          <w:cs/>
           <w:lang w:val="he_IL" w:bidi="he_IL"/>
         </w:rPr>
         <w:t xml:space="preserve"> וַיְהִ֨י דְבַר־יְהוָ֤ה ׀ שֵׁנִית֙ אֶל־חַגַּ֔י בְּעֶשְׂרִ֧ים וְאַרְבָּעָ֛ה לַחֹ֖דֶשׁ לֵאמֹֽר׃</w:t>
@@ -1036,18 +1292,24 @@
       </w:pPr>
       <w:r>
         <w:rPr>
+          <w:rtl/>
+          <w:cs/>
           <w:lang w:val="he_IL" w:bidi="he_IL"/>
         </w:rPr>
       </w:r>
       <w:r>
         <w:rPr>
           <w:vertAlign w:val="superscript"/>
+          <w:rtl/>
+          <w:cs/>
           <w:lang w:val="he_IL" w:bidi="he_IL"/>
         </w:rPr>
         <w:t>21</w:t>
       </w:r>
       <w:r>
         <w:rPr>
+          <w:rtl/>
+          <w:cs/>
           <w:lang w:val="he_IL" w:bidi="he_IL"/>
         </w:rPr>
         <w:t xml:space="preserve"> אֱמֹ֕ר אֶל־זְרֻבָּבֶ֥ל פַּֽחַת־יְהוּדָ֖ה לֵאמֹ֑ר אֲנִ֣י מַרְעִ֔ישׁ אֶת־הַשָּׁמַ֖יִם וְאֶת־הָאָֽרֶץ׃</w:t>
@@ -1059,18 +1321,24 @@
       </w:pPr>
       <w:r>
         <w:rPr>
+          <w:rtl/>
+          <w:cs/>
           <w:lang w:val="he_IL" w:bidi="he_IL"/>
         </w:rPr>
       </w:r>
       <w:r>
         <w:rPr>
           <w:vertAlign w:val="superscript"/>
+          <w:rtl/>
+          <w:cs/>
           <w:lang w:val="he_IL" w:bidi="he_IL"/>
         </w:rPr>
         <w:t>22</w:t>
       </w:r>
       <w:r>
         <w:rPr>
+          <w:rtl/>
+          <w:cs/>
           <w:lang w:val="he_IL" w:bidi="he_IL"/>
         </w:rPr>
         <w:t xml:space="preserve"> וְהָֽפַכְתִּי֙ כִּסֵּ֣א מַמְלָכ֔וֹת וְהִ֨שְׁמַדְתִּ֔י חֹ֖זֶק מַמְלְכ֣וֹת הַגּוֹיִ֑ם וְהָפַכְתִּ֤י מֶרְכָּבָה֙ וְרֹ֣כְבֶ֔יהָ וְיָרְד֤וּ סוּסִים֙ וְרֹ֣כְבֵיהֶ֔ם אִ֖ישׁ בְּחֶ֥רֶב אָחִֽיו׃</w:t>
@@ -1082,18 +1350,24 @@
       </w:pPr>
       <w:r>
         <w:rPr>
+          <w:rtl/>
+          <w:cs/>
           <w:lang w:val="he_IL" w:bidi="he_IL"/>
         </w:rPr>
       </w:r>
       <w:r>
         <w:rPr>
           <w:vertAlign w:val="superscript"/>
+          <w:rtl/>
+          <w:cs/>
           <w:lang w:val="he_IL" w:bidi="he_IL"/>
         </w:rPr>
         <w:t>23</w:t>
       </w:r>
       <w:r>
         <w:rPr>
+          <w:rtl/>
+          <w:cs/>
           <w:lang w:val="he_IL" w:bidi="he_IL"/>
         </w:rPr>
         <w:t xml:space="preserve"> בַּיּ֣וֹם הַה֣וּא נְאֻם־יְהוָ֣ה צְבָא֡וֹת אֶ֠קָּחֲךָ זְרֻבָּבֶ֨ל בֶּן־שְׁאַלְתִּיאֵ֤ל עַבְדִּי֙ נְאֻם־יְהוָ֔ה וְשַׂמְתִּ֖יךָ כַּֽחוֹתָ֑ם כִּֽי־בְךָ֣ בָחַ֔רְתִּי נְאֻ֖ם יְהוָ֥ה צְבָאֽוֹת׃</w:t>
